--- a/public/gallery/examples/software-engineer/zh-hans/resume.docx
+++ b/public/gallery/examples/software-engineer/zh-hans/resume.docx
@@ -66,7 +66,7 @@
         </w:rPr>
         <w:t xml:space="preserve">📧 </w:t>
       </w:r>
-      <w:hyperlink w:history="1" r:id="rId0zcwbaga478i-ir1s7y43">
+      <w:hyperlink w:history="1" r:id="rId_8nt07j3ha3cfuxc3fssg">
         <w:r>
           <w:rPr>
             <w:sz w:val="18"/>
@@ -89,7 +89,7 @@
         </w:rPr>
         <w:t xml:space="preserve">🔗 </w:t>
       </w:r>
-      <w:hyperlink w:history="1" r:id="rIdxww67ub3cyy2tyq5wkdds">
+      <w:hyperlink w:history="1" r:id="rIdmqidlslcyc6pvpopac_7o">
         <w:r>
           <w:rPr>
             <w:sz w:val="18"/>
@@ -124,7 +124,7 @@
         <w:spacing w:after="200" w:line="276"/>
         <w:jc w:val="center"/>
       </w:pPr>
-      <w:hyperlink w:history="1" r:id="rIde914movj_oaefrik99e1u">
+      <w:hyperlink w:history="1" r:id="rIdasxqrrb-lfjpakiyt9xan">
         <w:r>
           <w:rPr>
             <w:sz w:val="18"/>
@@ -140,7 +140,7 @@
         </w:rPr>
         <w:t xml:space="preserve"> • </w:t>
       </w:r>
-      <w:hyperlink w:history="1" r:id="rIdwx2oqw5pjy2k8qgoq0mqo">
+      <w:hyperlink w:history="1" r:id="rIdpbhzsoc9mh2fak0_qa410">
         <w:r>
           <w:rPr>
             <w:sz w:val="18"/>
@@ -268,7 +268,7 @@
         </w:rPr>
         <w:t xml:space="preserve">	</w:t>
       </w:r>
-      <w:hyperlink w:history="1" r:id="rIdgn8ukxrcjawnbr53am1nm">
+      <w:hyperlink w:history="1" r:id="rId7c4lvqew_fqlkp6ropvjz">
         <w:r>
           <w:rPr>
             <w:sz w:val="18"/>
@@ -393,7 +393,7 @@
         </w:rPr>
         <w:t xml:space="preserve">	</w:t>
       </w:r>
-      <w:hyperlink w:history="1" r:id="rIdelrld3fkj8n1zcrnneziv">
+      <w:hyperlink w:history="1" r:id="rIdg-o167amq-_j3jt6gd_ss">
         <w:r>
           <w:rPr>
             <w:sz w:val="18"/>
@@ -537,7 +537,7 @@
         </w:rPr>
         <w:t xml:space="preserve">	</w:t>
       </w:r>
-      <w:hyperlink w:history="1" r:id="rIdit_qxj-uo0caqhbzagnuh">
+      <w:hyperlink w:history="1" r:id="rId2pt6ikzrxlkxlr6rwov0g">
         <w:r>
           <w:rPr>
             <w:sz w:val="18"/>
@@ -700,7 +700,7 @@
         </w:rPr>
         <w:t xml:space="preserve">	</w:t>
       </w:r>
-      <w:hyperlink w:history="1" r:id="rIdpq6qdqv1bao6bwcm-8bfp">
+      <w:hyperlink w:history="1" r:id="rIdrx3blhl64prqualpgx24r">
         <w:r>
           <w:rPr>
             <w:sz w:val="18"/>
@@ -844,7 +844,7 @@
         </w:rPr>
         <w:t xml:space="preserve">	</w:t>
       </w:r>
-      <w:hyperlink w:history="1" r:id="rIdhsbopyx37o4ofuxrfaxgf">
+      <w:hyperlink w:history="1" r:id="rId_mkh0jvtysjbfkopnqulj">
         <w:r>
           <w:rPr>
             <w:sz w:val="18"/>
@@ -1232,7 +1232,7 @@
         </w:rPr>
         <w:t xml:space="preserve">	</w:t>
       </w:r>
-      <w:hyperlink w:history="1" r:id="rIdy-axvajgcdlycenrqv_g0">
+      <w:hyperlink w:history="1" r:id="rId3ehp2iiyq5xwzyx70hzly">
         <w:r>
           <w:rPr>
             <w:sz w:val="18"/>
@@ -1298,7 +1298,7 @@
         </w:rPr>
         <w:t xml:space="preserve">	</w:t>
       </w:r>
-      <w:hyperlink w:history="1" r:id="rIdvl6-mdk0vco2x8vqqw7pa">
+      <w:hyperlink w:history="1" r:id="rIdvbmqjjqazhhanayry9mpo">
         <w:r>
           <w:rPr>
             <w:sz w:val="18"/>
@@ -1461,7 +1461,7 @@
         </w:rPr>
         <w:t xml:space="preserve">	</w:t>
       </w:r>
-      <w:hyperlink w:history="1" r:id="rIdcqlfpjq60_ob7dp074lpi">
+      <w:hyperlink w:history="1" r:id="rIdnsmp6tyaczjepa19mvv4y">
         <w:r>
           <w:rPr>
             <w:sz w:val="18"/>
@@ -1605,7 +1605,7 @@
         </w:rPr>
         <w:t xml:space="preserve">	</w:t>
       </w:r>
-      <w:hyperlink w:history="1" r:id="rIduyopsjre7ybvjpiml5uhg">
+      <w:hyperlink w:history="1" r:id="rIdl6e_sqsmmhfx3f6wp_va2">
         <w:r>
           <w:rPr>
             <w:sz w:val="18"/>
